--- a/course_intro_A4.docx
+++ b/course_intro_A4.docx
@@ -2078,7 +2078,7 @@
           <w:sz w:val="21"/>
           <w:szCs w:val="21"/>
         </w:rPr>
-        <w:t xml:space="preserve">— 최종 주제 기반 1분 광고 영상 제작 · 발표.</w:t>
+        <w:t>— 최종 주제 기반 광고 영상(1~2분) 제작 · 발표.</w:t>
       </w:r>
     </w:p>
     <w:p>
@@ -2623,7 +2623,7 @@
           <w:sz w:val="21"/>
           <w:szCs w:val="21"/>
         </w:rPr>
-        <w:t xml:space="preserve">1주 OT(8/26) → 2주 팀 구성·가주제(9/2) → 4주 중간발표1(9/16) → 7주 중간발표2·</w:t>
+        <w:t>1주 OT(8/26) → 2주 팀 구성·가주제(9/2) → 4주 중간발표1(9/16) → 8주 중간발표2·</w:t>
       </w:r>
       <w:r>
         <w:rPr>
@@ -2649,7 +2649,7 @@
           <w:sz w:val="21"/>
           <w:szCs w:val="21"/>
         </w:rPr>
-        <w:t xml:space="preserve">(10/14) → 8주 중간고사(10/21) → 11주 </w:t>
+        <w:t xml:space="preserve">(10/14) → 9주 중간고사(10/21) → 12주 </w:t>
       </w:r>
       <w:r>
         <w:rPr>
@@ -2675,7 +2675,7 @@
           <w:sz w:val="21"/>
           <w:szCs w:val="21"/>
         </w:rPr>
-        <w:t xml:space="preserve">(11/11) → 13~14주 최종발표(11/25·12/2) → 15주 기말고사(12/9)</w:t>
+        <w:t>(11/11) → 11/18 휴강 → 13~14주 최종발표(11/25·12/2) → 15주 기말고사(12/9)</w:t>
       </w:r>
     </w:p>
     <w:tbl>
@@ -2848,7 +2848,7 @@
                 <w:sz w:val="18"/>
                 <w:szCs w:val="18"/>
               </w:rPr>
-              <w:t xml:space="preserve">1</w:t>
+              <w:t>1</w:t>
             </w:r>
           </w:p>
         </w:tc>
@@ -2878,7 +2878,7 @@
                 <w:sz w:val="18"/>
                 <w:szCs w:val="18"/>
               </w:rPr>
-              <w:t xml:space="preserve">8/26</w:t>
+              <w:t>8/26</w:t>
             </w:r>
           </w:p>
         </w:tc>
@@ -2970,7 +2970,7 @@
                 <w:sz w:val="18"/>
                 <w:szCs w:val="18"/>
               </w:rPr>
-              <w:t xml:space="preserve">2</w:t>
+              <w:t>2</w:t>
             </w:r>
           </w:p>
         </w:tc>
@@ -3000,7 +3000,7 @@
                 <w:sz w:val="18"/>
                 <w:szCs w:val="18"/>
               </w:rPr>
-              <w:t xml:space="preserve">9/2</w:t>
+              <w:t>9/2</w:t>
             </w:r>
           </w:p>
         </w:tc>
@@ -3092,7 +3092,7 @@
                 <w:sz w:val="18"/>
                 <w:szCs w:val="18"/>
               </w:rPr>
-              <w:t xml:space="preserve">3</w:t>
+              <w:t>3</w:t>
             </w:r>
           </w:p>
         </w:tc>
@@ -3122,7 +3122,7 @@
                 <w:sz w:val="18"/>
                 <w:szCs w:val="18"/>
               </w:rPr>
-              <w:t xml:space="preserve">9/9</w:t>
+              <w:t>9/9</w:t>
             </w:r>
           </w:p>
         </w:tc>
@@ -3214,7 +3214,7 @@
                 <w:sz w:val="18"/>
                 <w:szCs w:val="18"/>
               </w:rPr>
-              <w:t xml:space="preserve">4</w:t>
+              <w:t>4</w:t>
             </w:r>
           </w:p>
         </w:tc>
@@ -3244,7 +3244,7 @@
                 <w:sz w:val="18"/>
                 <w:szCs w:val="18"/>
               </w:rPr>
-              <w:t xml:space="preserve">9/16</w:t>
+              <w:t>9/16</w:t>
             </w:r>
           </w:p>
         </w:tc>
@@ -3336,7 +3336,7 @@
                 <w:sz w:val="18"/>
                 <w:szCs w:val="18"/>
               </w:rPr>
-              <w:t xml:space="preserve">5</w:t>
+              <w:t>5</w:t>
             </w:r>
           </w:p>
         </w:tc>
@@ -3366,7 +3366,7 @@
                 <w:sz w:val="18"/>
                 <w:szCs w:val="18"/>
               </w:rPr>
-              <w:t xml:space="preserve">9/23</w:t>
+              <w:t>9/23</w:t>
             </w:r>
           </w:p>
         </w:tc>
@@ -3458,7 +3458,7 @@
                 <w:sz w:val="18"/>
                 <w:szCs w:val="18"/>
               </w:rPr>
-              <w:t xml:space="preserve">6</w:t>
+              <w:t>6</w:t>
             </w:r>
           </w:p>
         </w:tc>
@@ -3488,7 +3488,7 @@
                 <w:sz w:val="18"/>
                 <w:szCs w:val="18"/>
               </w:rPr>
-              <w:t xml:space="preserve">9/30</w:t>
+              <w:t>9/30</w:t>
             </w:r>
           </w:p>
         </w:tc>
@@ -3518,7 +3518,7 @@
                 <w:sz w:val="18"/>
                 <w:szCs w:val="18"/>
               </w:rPr>
-              <w:t xml:space="preserve">팀 활동 3</w:t>
+              <w:t>팀 활동 3</w:t>
             </w:r>
           </w:p>
         </w:tc>
@@ -3548,7 +3548,7 @@
                 <w:sz w:val="18"/>
                 <w:szCs w:val="18"/>
               </w:rPr>
-              <w:t xml:space="preserve">최종 주제 광고 영상 제작(교수 튜터링3)</w:t>
+              <w:t>최종 주제 광고 영상 제작 · 8주차 발표 평가 기준 안내</w:t>
             </w:r>
           </w:p>
         </w:tc>
@@ -3557,109 +3557,49 @@
         <w:tc>
           <w:tcPr>
             <w:tcW w:type="dxa" w:w="720"/>
-            <w:shd w:fill="FEF3E2" w:color="auto" w:val="clear"/>
-            <w:tcMar>
-              <w:top w:type="dxa" w:w="40"/>
-              <w:left w:type="dxa" w:w="70"/>
-              <w:bottom w:type="dxa" w:w="40"/>
-              <w:right w:type="dxa" w:w="70"/>
-            </w:tcMar>
-            <w:vAlign w:val="center"/>
-          </w:tcPr>
-          <w:p>
-            <w:pPr>
-              <w:spacing w:after="0" w:line="252"/>
-              <w:jc w:val="center"/>
-            </w:pPr>
-            <w:r>
-              <w:rPr>
-                <w:rFonts w:ascii="맑은 고딕" w:cs="맑은 고딕" w:eastAsia="맑은 고딕" w:hAnsi="맑은 고딕"/>
-                <w:b/>
-                <w:bCs/>
-                <w:color w:val="C4560E"/>
+            <w:shd w:fill="F5F9FD" w:color="auto" w:val="clear"/>
+            <w:tcMar>
+              <w:top w:type="dxa" w:w="40"/>
+              <w:left w:type="dxa" w:w="70"/>
+              <w:bottom w:type="dxa" w:w="40"/>
+              <w:right w:type="dxa" w:w="70"/>
+            </w:tcMar>
+            <w:vAlign w:val="center"/>
+          </w:tcPr>
+          <w:p>
+            <w:pPr>
+              <w:spacing w:after="0" w:line="252"/>
+              <w:jc w:val="center"/>
+            </w:pPr>
+            <w:r>
+              <w:rPr>
+                <w:rFonts w:ascii="맑은 고딕" w:cs="맑은 고딕" w:eastAsia="맑은 고딕" w:hAnsi="맑은 고딕"/>
+                <w:b/>
+                <w:bCs/>
+                <w:color w:val="0E3A5E"/>
                 <w:sz w:val="18"/>
                 <w:szCs w:val="18"/>
               </w:rPr>
-              <w:t xml:space="preserve">7</w:t>
+              <w:t>7</w:t>
             </w:r>
           </w:p>
         </w:tc>
         <w:tc>
           <w:tcPr>
             <w:tcW w:type="dxa" w:w="1050"/>
-            <w:shd w:fill="FEF3E2" w:color="auto" w:val="clear"/>
-            <w:tcMar>
-              <w:top w:type="dxa" w:w="40"/>
-              <w:left w:type="dxa" w:w="70"/>
-              <w:bottom w:type="dxa" w:w="40"/>
-              <w:right w:type="dxa" w:w="70"/>
-            </w:tcMar>
-            <w:vAlign w:val="center"/>
-          </w:tcPr>
-          <w:p>
-            <w:pPr>
-              <w:spacing w:after="0" w:line="252"/>
-              <w:jc w:val="center"/>
-            </w:pPr>
-            <w:r>
-              <w:rPr>
-                <w:rFonts w:ascii="맑은 고딕" w:cs="맑은 고딕" w:eastAsia="맑은 고딕" w:hAnsi="맑은 고딕"/>
-                <w:b/>
-                <w:bCs/>
-                <w:color w:val="C4560E"/>
-                <w:sz w:val="18"/>
-                <w:szCs w:val="18"/>
-              </w:rPr>
-              <w:t xml:space="preserve">10/14</w:t>
-            </w:r>
-          </w:p>
-        </w:tc>
-        <w:tc>
-          <w:tcPr>
-            <w:tcW w:type="dxa" w:w="2400"/>
-            <w:shd w:fill="FEF3E2" w:color="auto" w:val="clear"/>
-            <w:tcMar>
-              <w:top w:type="dxa" w:w="40"/>
-              <w:left w:type="dxa" w:w="70"/>
-              <w:bottom w:type="dxa" w:w="40"/>
-              <w:right w:type="dxa" w:w="70"/>
-            </w:tcMar>
-            <w:vAlign w:val="center"/>
-          </w:tcPr>
-          <w:p>
-            <w:pPr>
-              <w:spacing w:after="0" w:line="252"/>
-              <w:jc w:val="left"/>
-            </w:pPr>
-            <w:r>
-              <w:rPr>
-                <w:rFonts w:ascii="맑은 고딕" w:cs="맑은 고딕" w:eastAsia="맑은 고딕" w:hAnsi="맑은 고딕"/>
-                <w:b/>
-                <w:bCs/>
-                <w:color w:val="C4560E"/>
-                <w:sz w:val="18"/>
-                <w:szCs w:val="18"/>
-              </w:rPr>
-              <w:t xml:space="preserve">중간발표 2</w:t>
-            </w:r>
-          </w:p>
-        </w:tc>
-        <w:tc>
-          <w:tcPr>
-            <w:tcW w:type="dxa" w:w="5468"/>
-            <w:shd w:fill="FEF3E2" w:color="auto" w:val="clear"/>
-            <w:tcMar>
-              <w:top w:type="dxa" w:w="40"/>
-              <w:left w:type="dxa" w:w="70"/>
-              <w:bottom w:type="dxa" w:w="40"/>
-              <w:right w:type="dxa" w:w="70"/>
-            </w:tcMar>
-            <w:vAlign w:val="center"/>
-          </w:tcPr>
-          <w:p>
-            <w:pPr>
-              <w:spacing w:after="0" w:line="252"/>
-              <w:jc w:val="left"/>
+            <w:shd w:fill="F5F9FD" w:color="auto" w:val="clear"/>
+            <w:tcMar>
+              <w:top w:type="dxa" w:w="40"/>
+              <w:left w:type="dxa" w:w="70"/>
+              <w:bottom w:type="dxa" w:w="40"/>
+              <w:right w:type="dxa" w:w="70"/>
+            </w:tcMar>
+            <w:vAlign w:val="center"/>
+          </w:tcPr>
+          <w:p>
+            <w:pPr>
+              <w:spacing w:after="0" w:line="252"/>
+              <w:jc w:val="center"/>
             </w:pPr>
             <w:r>
               <w:rPr>
@@ -3670,28 +3610,26 @@
                 <w:sz w:val="18"/>
                 <w:szCs w:val="18"/>
               </w:rPr>
-              <w:t xml:space="preserve">1분 광고 영상 발표(교수평가2+동료평가2) → KOSAC 챌린지 제출</w:t>
-            </w:r>
-          </w:p>
-        </w:tc>
-      </w:tr>
-      <w:tr>
-        <w:tc>
-          <w:tcPr>
-            <w:tcW w:type="dxa" w:w="720"/>
-            <w:shd w:fill="FFFFFF" w:color="auto" w:val="clear"/>
-            <w:tcMar>
-              <w:top w:type="dxa" w:w="40"/>
-              <w:left w:type="dxa" w:w="70"/>
-              <w:bottom w:type="dxa" w:w="40"/>
-              <w:right w:type="dxa" w:w="70"/>
-            </w:tcMar>
-            <w:vAlign w:val="center"/>
-          </w:tcPr>
-          <w:p>
-            <w:pPr>
-              <w:spacing w:after="0" w:line="252"/>
-              <w:jc w:val="center"/>
+              <w:t>10/7</w:t>
+            </w:r>
+          </w:p>
+        </w:tc>
+        <w:tc>
+          <w:tcPr>
+            <w:tcW w:type="dxa" w:w="2400"/>
+            <w:shd w:fill="F5F9FD" w:color="auto" w:val="clear"/>
+            <w:tcMar>
+              <w:top w:type="dxa" w:w="40"/>
+              <w:left w:type="dxa" w:w="70"/>
+              <w:bottom w:type="dxa" w:w="40"/>
+              <w:right w:type="dxa" w:w="70"/>
+            </w:tcMar>
+            <w:vAlign w:val="center"/>
+          </w:tcPr>
+          <w:p>
+            <w:pPr>
+              <w:spacing w:after="0" w:line="252"/>
+              <w:jc w:val="left"/>
             </w:pPr>
             <w:r>
               <w:rPr>
@@ -3702,26 +3640,26 @@
                 <w:sz w:val="18"/>
                 <w:szCs w:val="18"/>
               </w:rPr>
-              <w:t xml:space="preserve">8</w:t>
-            </w:r>
-          </w:p>
-        </w:tc>
-        <w:tc>
-          <w:tcPr>
-            <w:tcW w:type="dxa" w:w="1050"/>
-            <w:shd w:fill="FFFFFF" w:color="auto" w:val="clear"/>
-            <w:tcMar>
-              <w:top w:type="dxa" w:w="40"/>
-              <w:left w:type="dxa" w:w="70"/>
-              <w:bottom w:type="dxa" w:w="40"/>
-              <w:right w:type="dxa" w:w="70"/>
-            </w:tcMar>
-            <w:vAlign w:val="center"/>
-          </w:tcPr>
-          <w:p>
-            <w:pPr>
-              <w:spacing w:after="0" w:line="252"/>
-              <w:jc w:val="center"/>
+              <w:t>팀 활동 4</w:t>
+            </w:r>
+          </w:p>
+        </w:tc>
+        <w:tc>
+          <w:tcPr>
+            <w:tcW w:type="dxa" w:w="5468"/>
+            <w:shd w:fill="F5F9FD" w:color="auto" w:val="clear"/>
+            <w:tcMar>
+              <w:top w:type="dxa" w:w="40"/>
+              <w:left w:type="dxa" w:w="70"/>
+              <w:bottom w:type="dxa" w:w="40"/>
+              <w:right w:type="dxa" w:w="70"/>
+            </w:tcMar>
+            <w:vAlign w:val="center"/>
+          </w:tcPr>
+          <w:p>
+            <w:pPr>
+              <w:spacing w:after="0" w:line="252"/>
+              <w:jc w:val="left"/>
             </w:pPr>
             <w:r>
               <w:rPr>
@@ -3732,44 +3670,106 @@
                 <w:sz w:val="18"/>
                 <w:szCs w:val="18"/>
               </w:rPr>
-              <w:t xml:space="preserve">10/21</w:t>
-            </w:r>
-          </w:p>
-        </w:tc>
-        <w:tc>
-          <w:tcPr>
-            <w:tcW w:type="dxa" w:w="2400"/>
-            <w:shd w:fill="FFFFFF" w:color="auto" w:val="clear"/>
-            <w:tcMar>
-              <w:top w:type="dxa" w:w="40"/>
-              <w:left w:type="dxa" w:w="70"/>
-              <w:bottom w:type="dxa" w:w="40"/>
-              <w:right w:type="dxa" w:w="70"/>
-            </w:tcMar>
-            <w:vAlign w:val="center"/>
-          </w:tcPr>
-          <w:p>
-            <w:pPr>
-              <w:spacing w:after="0" w:line="252"/>
-              <w:jc w:val="left"/>
-            </w:pPr>
-            <w:r>
-              <w:rPr>
-                <w:rFonts w:ascii="맑은 고딕" w:cs="맑은 고딕" w:eastAsia="맑은 고딕" w:hAnsi="맑은 고딕"/>
-                <w:b/>
-                <w:bCs/>
-                <w:color w:val="0E3A5E"/>
+              <w:t>팀 활동(교수 튜터링3)</w:t>
+            </w:r>
+          </w:p>
+        </w:tc>
+      </w:tr>
+      <w:tr>
+        <w:tc>
+          <w:tcPr>
+            <w:tcW w:type="dxa" w:w="720"/>
+            <w:shd w:fill="FEF3E2" w:color="auto" w:val="clear"/>
+            <w:tcMar>
+              <w:top w:type="dxa" w:w="40"/>
+              <w:left w:type="dxa" w:w="70"/>
+              <w:bottom w:type="dxa" w:w="40"/>
+              <w:right w:type="dxa" w:w="70"/>
+            </w:tcMar>
+            <w:vAlign w:val="center"/>
+          </w:tcPr>
+          <w:p>
+            <w:pPr>
+              <w:spacing w:after="0" w:line="252"/>
+              <w:jc w:val="center"/>
+            </w:pPr>
+            <w:r>
+              <w:rPr>
+                <w:rFonts w:ascii="맑은 고딕" w:cs="맑은 고딕" w:eastAsia="맑은 고딕" w:hAnsi="맑은 고딕"/>
+                <w:b/>
+                <w:bCs/>
+                <w:color w:val="C4560E"/>
                 <w:sz w:val="18"/>
                 <w:szCs w:val="18"/>
               </w:rPr>
-              <w:t xml:space="preserve">중간고사</w:t>
+              <w:t>8</w:t>
+            </w:r>
+          </w:p>
+        </w:tc>
+        <w:tc>
+          <w:tcPr>
+            <w:tcW w:type="dxa" w:w="1050"/>
+            <w:shd w:fill="FEF3E2" w:color="auto" w:val="clear"/>
+            <w:tcMar>
+              <w:top w:type="dxa" w:w="40"/>
+              <w:left w:type="dxa" w:w="70"/>
+              <w:bottom w:type="dxa" w:w="40"/>
+              <w:right w:type="dxa" w:w="70"/>
+            </w:tcMar>
+            <w:vAlign w:val="center"/>
+          </w:tcPr>
+          <w:p>
+            <w:pPr>
+              <w:spacing w:after="0" w:line="252"/>
+              <w:jc w:val="center"/>
+            </w:pPr>
+            <w:r>
+              <w:rPr>
+                <w:rFonts w:ascii="맑은 고딕" w:cs="맑은 고딕" w:eastAsia="맑은 고딕" w:hAnsi="맑은 고딕"/>
+                <w:b/>
+                <w:bCs/>
+                <w:color w:val="C4560E"/>
+                <w:sz w:val="18"/>
+                <w:szCs w:val="18"/>
+              </w:rPr>
+              <w:t>10/14</w:t>
+            </w:r>
+          </w:p>
+        </w:tc>
+        <w:tc>
+          <w:tcPr>
+            <w:tcW w:type="dxa" w:w="2400"/>
+            <w:shd w:fill="FEF3E2" w:color="auto" w:val="clear"/>
+            <w:tcMar>
+              <w:top w:type="dxa" w:w="40"/>
+              <w:left w:type="dxa" w:w="70"/>
+              <w:bottom w:type="dxa" w:w="40"/>
+              <w:right w:type="dxa" w:w="70"/>
+            </w:tcMar>
+            <w:vAlign w:val="center"/>
+          </w:tcPr>
+          <w:p>
+            <w:pPr>
+              <w:spacing w:after="0" w:line="252"/>
+              <w:jc w:val="left"/>
+            </w:pPr>
+            <w:r>
+              <w:rPr>
+                <w:rFonts w:ascii="맑은 고딕" w:cs="맑은 고딕" w:eastAsia="맑은 고딕" w:hAnsi="맑은 고딕"/>
+                <w:b/>
+                <w:bCs/>
+                <w:color w:val="C4560E"/>
+                <w:sz w:val="18"/>
+                <w:szCs w:val="18"/>
+              </w:rPr>
+              <w:t>중간발표 2</w:t>
             </w:r>
           </w:p>
         </w:tc>
         <w:tc>
           <w:tcPr>
             <w:tcW w:type="dxa" w:w="5468"/>
-            <w:shd w:fill="FFFFFF" w:color="auto" w:val="clear"/>
+            <w:shd w:fill="FEF3E2" w:color="auto" w:val="clear"/>
             <w:tcMar>
               <w:top w:type="dxa" w:w="40"/>
               <w:left w:type="dxa" w:w="70"/>
@@ -3792,7 +3792,7 @@
                 <w:sz w:val="18"/>
                 <w:szCs w:val="18"/>
               </w:rPr>
-              <w:t xml:space="preserve">서면평가</w:t>
+              <w:t>광고 영상 발표(교수평가2+동료평가2) → KOSAC 챌린지 제출</w:t>
             </w:r>
           </w:p>
         </w:tc>
@@ -3801,7 +3801,7 @@
         <w:tc>
           <w:tcPr>
             <w:tcW w:type="dxa" w:w="720"/>
-            <w:shd w:fill="F5F9FD" w:color="auto" w:val="clear"/>
+            <w:shd w:fill="FFFFFF" w:color="auto" w:val="clear"/>
             <w:tcMar>
               <w:top w:type="dxa" w:w="40"/>
               <w:left w:type="dxa" w:w="70"/>
@@ -3824,14 +3824,14 @@
                 <w:sz w:val="18"/>
                 <w:szCs w:val="18"/>
               </w:rPr>
-              <w:t xml:space="preserve">9</w:t>
+              <w:t>9</w:t>
             </w:r>
           </w:p>
         </w:tc>
         <w:tc>
           <w:tcPr>
             <w:tcW w:type="dxa" w:w="1050"/>
-            <w:shd w:fill="F5F9FD" w:color="auto" w:val="clear"/>
+            <w:shd w:fill="FFFFFF" w:color="auto" w:val="clear"/>
             <w:tcMar>
               <w:top w:type="dxa" w:w="40"/>
               <w:left w:type="dxa" w:w="70"/>
@@ -3854,14 +3854,14 @@
                 <w:sz w:val="18"/>
                 <w:szCs w:val="18"/>
               </w:rPr>
-              <w:t xml:space="preserve">10/28</w:t>
+              <w:t>10/21</w:t>
             </w:r>
           </w:p>
         </w:tc>
         <w:tc>
           <w:tcPr>
             <w:tcW w:type="dxa" w:w="2400"/>
-            <w:shd w:fill="F5F9FD" w:color="auto" w:val="clear"/>
+            <w:shd w:fill="FFFFFF" w:color="auto" w:val="clear"/>
             <w:tcMar>
               <w:top w:type="dxa" w:w="40"/>
               <w:left w:type="dxa" w:w="70"/>
@@ -3884,14 +3884,14 @@
                 <w:sz w:val="18"/>
                 <w:szCs w:val="18"/>
               </w:rPr>
-              <w:t xml:space="preserve">팀 활동 4</w:t>
+              <w:t>중간고사</w:t>
             </w:r>
           </w:p>
         </w:tc>
         <w:tc>
           <w:tcPr>
             <w:tcW w:type="dxa" w:w="5468"/>
-            <w:shd w:fill="F5F9FD" w:color="auto" w:val="clear"/>
+            <w:shd w:fill="FFFFFF" w:color="auto" w:val="clear"/>
             <w:tcMar>
               <w:top w:type="dxa" w:w="40"/>
               <w:left w:type="dxa" w:w="70"/>
@@ -3914,7 +3914,7 @@
                 <w:sz w:val="18"/>
                 <w:szCs w:val="18"/>
               </w:rPr>
-              <w:t xml:space="preserve">필요 시 영상 콘텐츠 보강(교수 튜터링4)</w:t>
+              <w:t>서면평가</w:t>
             </w:r>
           </w:p>
         </w:tc>
@@ -3946,7 +3946,7 @@
                 <w:sz w:val="18"/>
                 <w:szCs w:val="18"/>
               </w:rPr>
-              <w:t xml:space="preserve">10</w:t>
+              <w:t>10</w:t>
             </w:r>
           </w:p>
         </w:tc>
@@ -3976,7 +3976,7 @@
                 <w:sz w:val="18"/>
                 <w:szCs w:val="18"/>
               </w:rPr>
-              <w:t xml:space="preserve">11/4</w:t>
+              <w:t>10/28</w:t>
             </w:r>
           </w:p>
         </w:tc>
@@ -4006,7 +4006,7 @@
                 <w:sz w:val="18"/>
                 <w:szCs w:val="18"/>
               </w:rPr>
-              <w:t xml:space="preserve">팀 활동 5</w:t>
+              <w:t>팀 활동 5</w:t>
             </w:r>
           </w:p>
         </w:tc>
@@ -4036,7 +4036,7 @@
                 <w:sz w:val="18"/>
                 <w:szCs w:val="18"/>
               </w:rPr>
-              <w:t xml:space="preserve">교수 튜터링5</w:t>
+              <w:t>필요 시 영상 콘텐츠 보강(교수 튜터링4)</w:t>
             </w:r>
           </w:p>
         </w:tc>
@@ -4045,109 +4045,49 @@
         <w:tc>
           <w:tcPr>
             <w:tcW w:type="dxa" w:w="720"/>
-            <w:shd w:fill="FEF3E2" w:color="auto" w:val="clear"/>
-            <w:tcMar>
-              <w:top w:type="dxa" w:w="40"/>
-              <w:left w:type="dxa" w:w="70"/>
-              <w:bottom w:type="dxa" w:w="40"/>
-              <w:right w:type="dxa" w:w="70"/>
-            </w:tcMar>
-            <w:vAlign w:val="center"/>
-          </w:tcPr>
-          <w:p>
-            <w:pPr>
-              <w:spacing w:after="0" w:line="252"/>
-              <w:jc w:val="center"/>
-            </w:pPr>
-            <w:r>
-              <w:rPr>
-                <w:rFonts w:ascii="맑은 고딕" w:cs="맑은 고딕" w:eastAsia="맑은 고딕" w:hAnsi="맑은 고딕"/>
-                <w:b/>
-                <w:bCs/>
-                <w:color w:val="C4560E"/>
+            <w:shd w:fill="FFFFFF" w:color="auto" w:val="clear"/>
+            <w:tcMar>
+              <w:top w:type="dxa" w:w="40"/>
+              <w:left w:type="dxa" w:w="70"/>
+              <w:bottom w:type="dxa" w:w="40"/>
+              <w:right w:type="dxa" w:w="70"/>
+            </w:tcMar>
+            <w:vAlign w:val="center"/>
+          </w:tcPr>
+          <w:p>
+            <w:pPr>
+              <w:spacing w:after="0" w:line="252"/>
+              <w:jc w:val="center"/>
+            </w:pPr>
+            <w:r>
+              <w:rPr>
+                <w:rFonts w:ascii="맑은 고딕" w:cs="맑은 고딕" w:eastAsia="맑은 고딕" w:hAnsi="맑은 고딕"/>
+                <w:b/>
+                <w:bCs/>
+                <w:color w:val="0E3A5E"/>
                 <w:sz w:val="18"/>
                 <w:szCs w:val="18"/>
               </w:rPr>
-              <w:t xml:space="preserve">11</w:t>
+              <w:t>11</w:t>
             </w:r>
           </w:p>
         </w:tc>
         <w:tc>
           <w:tcPr>
             <w:tcW w:type="dxa" w:w="1050"/>
-            <w:shd w:fill="FEF3E2" w:color="auto" w:val="clear"/>
-            <w:tcMar>
-              <w:top w:type="dxa" w:w="40"/>
-              <w:left w:type="dxa" w:w="70"/>
-              <w:bottom w:type="dxa" w:w="40"/>
-              <w:right w:type="dxa" w:w="70"/>
-            </w:tcMar>
-            <w:vAlign w:val="center"/>
-          </w:tcPr>
-          <w:p>
-            <w:pPr>
-              <w:spacing w:after="0" w:line="252"/>
-              <w:jc w:val="center"/>
-            </w:pPr>
-            <w:r>
-              <w:rPr>
-                <w:rFonts w:ascii="맑은 고딕" w:cs="맑은 고딕" w:eastAsia="맑은 고딕" w:hAnsi="맑은 고딕"/>
-                <w:b/>
-                <w:bCs/>
-                <w:color w:val="C4560E"/>
-                <w:sz w:val="18"/>
-                <w:szCs w:val="18"/>
-              </w:rPr>
-              <w:t xml:space="preserve">11/11</w:t>
-            </w:r>
-          </w:p>
-        </w:tc>
-        <w:tc>
-          <w:tcPr>
-            <w:tcW w:type="dxa" w:w="2400"/>
-            <w:shd w:fill="FEF3E2" w:color="auto" w:val="clear"/>
-            <w:tcMar>
-              <w:top w:type="dxa" w:w="40"/>
-              <w:left w:type="dxa" w:w="70"/>
-              <w:bottom w:type="dxa" w:w="40"/>
-              <w:right w:type="dxa" w:w="70"/>
-            </w:tcMar>
-            <w:vAlign w:val="center"/>
-          </w:tcPr>
-          <w:p>
-            <w:pPr>
-              <w:spacing w:after="0" w:line="252"/>
-              <w:jc w:val="left"/>
-            </w:pPr>
-            <w:r>
-              <w:rPr>
-                <w:rFonts w:ascii="맑은 고딕" w:cs="맑은 고딕" w:eastAsia="맑은 고딕" w:hAnsi="맑은 고딕"/>
-                <w:b/>
-                <w:bCs/>
-                <w:color w:val="C4560E"/>
-                <w:sz w:val="18"/>
-                <w:szCs w:val="18"/>
-              </w:rPr>
-              <w:t xml:space="preserve">현장견학</w:t>
-            </w:r>
-          </w:p>
-        </w:tc>
-        <w:tc>
-          <w:tcPr>
-            <w:tcW w:type="dxa" w:w="5468"/>
-            <w:shd w:fill="FEF3E2" w:color="auto" w:val="clear"/>
-            <w:tcMar>
-              <w:top w:type="dxa" w:w="40"/>
-              <w:left w:type="dxa" w:w="70"/>
-              <w:bottom w:type="dxa" w:w="40"/>
-              <w:right w:type="dxa" w:w="70"/>
-            </w:tcMar>
-            <w:vAlign w:val="center"/>
-          </w:tcPr>
-          <w:p>
-            <w:pPr>
-              <w:spacing w:after="0" w:line="252"/>
-              <w:jc w:val="left"/>
+            <w:shd w:fill="FFFFFF" w:color="auto" w:val="clear"/>
+            <w:tcMar>
+              <w:top w:type="dxa" w:w="40"/>
+              <w:left w:type="dxa" w:w="70"/>
+              <w:bottom w:type="dxa" w:w="40"/>
+              <w:right w:type="dxa" w:w="70"/>
+            </w:tcMar>
+            <w:vAlign w:val="center"/>
+          </w:tcPr>
+          <w:p>
+            <w:pPr>
+              <w:spacing w:after="0" w:line="252"/>
+              <w:jc w:val="center"/>
             </w:pPr>
             <w:r>
               <w:rPr>
@@ -4158,15 +4098,13 @@
                 <w:sz w:val="18"/>
                 <w:szCs w:val="18"/>
               </w:rPr>
-              <w:t xml:space="preserve">하이트진로</w:t>
-            </w:r>
-          </w:p>
-        </w:tc>
-      </w:tr>
-      <w:tr>
-        <w:tc>
-          <w:tcPr>
-            <w:tcW w:type="dxa" w:w="720"/>
+              <w:t>11/4</w:t>
+            </w:r>
+          </w:p>
+        </w:tc>
+        <w:tc>
+          <w:tcPr>
+            <w:tcW w:type="dxa" w:w="2400"/>
             <w:shd w:fill="FFFFFF" w:color="auto" w:val="clear"/>
             <w:tcMar>
               <w:top w:type="dxa" w:w="40"/>
@@ -4179,7 +4117,7 @@
           <w:p>
             <w:pPr>
               <w:spacing w:after="0" w:line="252"/>
-              <w:jc w:val="center"/>
+              <w:jc w:val="left"/>
             </w:pPr>
             <w:r>
               <w:rPr>
@@ -4190,13 +4128,13 @@
                 <w:sz w:val="18"/>
                 <w:szCs w:val="18"/>
               </w:rPr>
-              <w:t xml:space="preserve">12</w:t>
-            </w:r>
-          </w:p>
-        </w:tc>
-        <w:tc>
-          <w:tcPr>
-            <w:tcW w:type="dxa" w:w="1050"/>
+              <w:t>팀 활동 6</w:t>
+            </w:r>
+          </w:p>
+        </w:tc>
+        <w:tc>
+          <w:tcPr>
+            <w:tcW w:type="dxa" w:w="5468"/>
             <w:shd w:fill="FFFFFF" w:color="auto" w:val="clear"/>
             <w:tcMar>
               <w:top w:type="dxa" w:w="40"/>
@@ -4209,7 +4147,7 @@
           <w:p>
             <w:pPr>
               <w:spacing w:after="0" w:line="252"/>
-              <w:jc w:val="center"/>
+              <w:jc w:val="left"/>
             </w:pPr>
             <w:r>
               <w:rPr>
@@ -4220,44 +4158,106 @@
                 <w:sz w:val="18"/>
                 <w:szCs w:val="18"/>
               </w:rPr>
-              <w:t xml:space="preserve">11/18</w:t>
-            </w:r>
-          </w:p>
-        </w:tc>
-        <w:tc>
-          <w:tcPr>
-            <w:tcW w:type="dxa" w:w="2400"/>
-            <w:shd w:fill="FFFFFF" w:color="auto" w:val="clear"/>
-            <w:tcMar>
-              <w:top w:type="dxa" w:w="40"/>
-              <w:left w:type="dxa" w:w="70"/>
-              <w:bottom w:type="dxa" w:w="40"/>
-              <w:right w:type="dxa" w:w="70"/>
-            </w:tcMar>
-            <w:vAlign w:val="center"/>
-          </w:tcPr>
-          <w:p>
-            <w:pPr>
-              <w:spacing w:after="0" w:line="252"/>
-              <w:jc w:val="left"/>
-            </w:pPr>
-            <w:r>
-              <w:rPr>
-                <w:rFonts w:ascii="맑은 고딕" w:cs="맑은 고딕" w:eastAsia="맑은 고딕" w:hAnsi="맑은 고딕"/>
-                <w:b/>
-                <w:bCs/>
-                <w:color w:val="0E3A5E"/>
+              <w:t>팀 활동6(교수 튜터링5) + 최종발표 평가항목 안내</w:t>
+            </w:r>
+          </w:p>
+        </w:tc>
+      </w:tr>
+      <w:tr>
+        <w:tc>
+          <w:tcPr>
+            <w:tcW w:type="dxa" w:w="720"/>
+            <w:shd w:fill="FEF3E2" w:color="auto" w:val="clear"/>
+            <w:tcMar>
+              <w:top w:type="dxa" w:w="40"/>
+              <w:left w:type="dxa" w:w="70"/>
+              <w:bottom w:type="dxa" w:w="40"/>
+              <w:right w:type="dxa" w:w="70"/>
+            </w:tcMar>
+            <w:vAlign w:val="center"/>
+          </w:tcPr>
+          <w:p>
+            <w:pPr>
+              <w:spacing w:after="0" w:line="252"/>
+              <w:jc w:val="center"/>
+            </w:pPr>
+            <w:r>
+              <w:rPr>
+                <w:rFonts w:ascii="맑은 고딕" w:cs="맑은 고딕" w:eastAsia="맑은 고딕" w:hAnsi="맑은 고딕"/>
+                <w:b/>
+                <w:bCs/>
+                <w:color w:val="C4560E"/>
                 <w:sz w:val="18"/>
                 <w:szCs w:val="18"/>
               </w:rPr>
-              <w:t xml:space="preserve">팀 활동 6</w:t>
+              <w:t>12</w:t>
+            </w:r>
+          </w:p>
+        </w:tc>
+        <w:tc>
+          <w:tcPr>
+            <w:tcW w:type="dxa" w:w="1050"/>
+            <w:shd w:fill="FEF3E2" w:color="auto" w:val="clear"/>
+            <w:tcMar>
+              <w:top w:type="dxa" w:w="40"/>
+              <w:left w:type="dxa" w:w="70"/>
+              <w:bottom w:type="dxa" w:w="40"/>
+              <w:right w:type="dxa" w:w="70"/>
+            </w:tcMar>
+            <w:vAlign w:val="center"/>
+          </w:tcPr>
+          <w:p>
+            <w:pPr>
+              <w:spacing w:after="0" w:line="252"/>
+              <w:jc w:val="center"/>
+            </w:pPr>
+            <w:r>
+              <w:rPr>
+                <w:rFonts w:ascii="맑은 고딕" w:cs="맑은 고딕" w:eastAsia="맑은 고딕" w:hAnsi="맑은 고딕"/>
+                <w:b/>
+                <w:bCs/>
+                <w:color w:val="C4560E"/>
+                <w:sz w:val="18"/>
+                <w:szCs w:val="18"/>
+              </w:rPr>
+              <w:t>11/11</w:t>
+            </w:r>
+          </w:p>
+        </w:tc>
+        <w:tc>
+          <w:tcPr>
+            <w:tcW w:type="dxa" w:w="2400"/>
+            <w:shd w:fill="FEF3E2" w:color="auto" w:val="clear"/>
+            <w:tcMar>
+              <w:top w:type="dxa" w:w="40"/>
+              <w:left w:type="dxa" w:w="70"/>
+              <w:bottom w:type="dxa" w:w="40"/>
+              <w:right w:type="dxa" w:w="70"/>
+            </w:tcMar>
+            <w:vAlign w:val="center"/>
+          </w:tcPr>
+          <w:p>
+            <w:pPr>
+              <w:spacing w:after="0" w:line="252"/>
+              <w:jc w:val="left"/>
+            </w:pPr>
+            <w:r>
+              <w:rPr>
+                <w:rFonts w:ascii="맑은 고딕" w:cs="맑은 고딕" w:eastAsia="맑은 고딕" w:hAnsi="맑은 고딕"/>
+                <w:b/>
+                <w:bCs/>
+                <w:color w:val="C4560E"/>
+                <w:sz w:val="18"/>
+                <w:szCs w:val="18"/>
+              </w:rPr>
+              <w:t>현장견학</w:t>
             </w:r>
           </w:p>
         </w:tc>
         <w:tc>
           <w:tcPr>
             <w:tcW w:type="dxa" w:w="5468"/>
-            <w:shd w:fill="FFFFFF" w:color="auto" w:val="clear"/>
+            <w:shd w:fill="FEF3E2" w:color="auto" w:val="clear"/>
             <w:tcMar>
               <w:top w:type="dxa" w:w="40"/>
               <w:left w:type="dxa" w:w="70"/>
@@ -4280,7 +4280,7 @@
                 <w:sz w:val="18"/>
                 <w:szCs w:val="18"/>
               </w:rPr>
-              <w:t xml:space="preserve">팀 활동6(교수 튜터링6) + 최종발표 평가항목 안내</w:t>
+              <w:t>하이트진로</w:t>
             </w:r>
           </w:p>
         </w:tc>
@@ -4289,7 +4289,7 @@
         <w:tc>
           <w:tcPr>
             <w:tcW w:type="dxa" w:w="720"/>
-            <w:shd w:fill="F5F9FD" w:color="auto" w:val="clear"/>
+            <w:shd w:fill="FFFFFF" w:color="auto" w:val="clear"/>
             <w:tcMar>
               <w:top w:type="dxa" w:w="40"/>
               <w:left w:type="dxa" w:w="70"/>
@@ -4312,14 +4312,14 @@
                 <w:sz w:val="18"/>
                 <w:szCs w:val="18"/>
               </w:rPr>
-              <w:t xml:space="preserve">13</w:t>
+              <w:t>—</w:t>
             </w:r>
           </w:p>
         </w:tc>
         <w:tc>
           <w:tcPr>
             <w:tcW w:type="dxa" w:w="1050"/>
-            <w:shd w:fill="F5F9FD" w:color="auto" w:val="clear"/>
+            <w:shd w:fill="FFFFFF" w:color="auto" w:val="clear"/>
             <w:tcMar>
               <w:top w:type="dxa" w:w="40"/>
               <w:left w:type="dxa" w:w="70"/>
@@ -4342,14 +4342,14 @@
                 <w:sz w:val="18"/>
                 <w:szCs w:val="18"/>
               </w:rPr>
-              <w:t xml:space="preserve">11/25</w:t>
+              <w:t>11/18</w:t>
             </w:r>
           </w:p>
         </w:tc>
         <w:tc>
           <w:tcPr>
             <w:tcW w:type="dxa" w:w="2400"/>
-            <w:shd w:fill="F5F9FD" w:color="auto" w:val="clear"/>
+            <w:shd w:fill="FFFFFF" w:color="auto" w:val="clear"/>
             <w:tcMar>
               <w:top w:type="dxa" w:w="40"/>
               <w:left w:type="dxa" w:w="70"/>
@@ -4372,14 +4372,14 @@
                 <w:sz w:val="18"/>
                 <w:szCs w:val="18"/>
               </w:rPr>
-              <w:t xml:space="preserve">최종발표 1</w:t>
+              <w:t>휴강</w:t>
             </w:r>
           </w:p>
         </w:tc>
         <w:tc>
           <w:tcPr>
             <w:tcW w:type="dxa" w:w="5468"/>
-            <w:shd w:fill="F5F9FD" w:color="auto" w:val="clear"/>
+            <w:shd w:fill="FFFFFF" w:color="auto" w:val="clear"/>
             <w:tcMar>
               <w:top w:type="dxa" w:w="40"/>
               <w:left w:type="dxa" w:w="70"/>
@@ -4402,7 +4402,7 @@
                 <w:sz w:val="18"/>
                 <w:szCs w:val="18"/>
               </w:rPr>
-              <w:t xml:space="preserve">3개 분반 합동 · 12팀 발표(교수평가3 + 동료평가3)</w:t>
+              <w:t>2학년 현장견학으로 휴강</w:t>
             </w:r>
           </w:p>
         </w:tc>
@@ -4411,7 +4411,7 @@
         <w:tc>
           <w:tcPr>
             <w:tcW w:type="dxa" w:w="720"/>
-            <w:shd w:fill="FFFFFF" w:color="auto" w:val="clear"/>
+            <w:shd w:fill="F5F9FD" w:color="auto" w:val="clear"/>
             <w:tcMar>
               <w:top w:type="dxa" w:w="40"/>
               <w:left w:type="dxa" w:w="70"/>
@@ -4434,14 +4434,14 @@
                 <w:sz w:val="18"/>
                 <w:szCs w:val="18"/>
               </w:rPr>
-              <w:t xml:space="preserve">14</w:t>
+              <w:t>13</w:t>
             </w:r>
           </w:p>
         </w:tc>
         <w:tc>
           <w:tcPr>
             <w:tcW w:type="dxa" w:w="1050"/>
-            <w:shd w:fill="FFFFFF" w:color="auto" w:val="clear"/>
+            <w:shd w:fill="F5F9FD" w:color="auto" w:val="clear"/>
             <w:tcMar>
               <w:top w:type="dxa" w:w="40"/>
               <w:left w:type="dxa" w:w="70"/>
@@ -4464,14 +4464,14 @@
                 <w:sz w:val="18"/>
                 <w:szCs w:val="18"/>
               </w:rPr>
-              <w:t xml:space="preserve">12/2</w:t>
+              <w:t>11/25</w:t>
             </w:r>
           </w:p>
         </w:tc>
         <w:tc>
           <w:tcPr>
             <w:tcW w:type="dxa" w:w="2400"/>
-            <w:shd w:fill="FFFFFF" w:color="auto" w:val="clear"/>
+            <w:shd w:fill="F5F9FD" w:color="auto" w:val="clear"/>
             <w:tcMar>
               <w:top w:type="dxa" w:w="40"/>
               <w:left w:type="dxa" w:w="70"/>
@@ -4494,14 +4494,14 @@
                 <w:sz w:val="18"/>
                 <w:szCs w:val="18"/>
               </w:rPr>
-              <w:t xml:space="preserve">최종발표 2</w:t>
+              <w:t xml:space="preserve">최종발표 1</w:t>
             </w:r>
           </w:p>
         </w:tc>
         <w:tc>
           <w:tcPr>
             <w:tcW w:type="dxa" w:w="5468"/>
-            <w:shd w:fill="FFFFFF" w:color="auto" w:val="clear"/>
+            <w:shd w:fill="F5F9FD" w:color="auto" w:val="clear"/>
             <w:tcMar>
               <w:top w:type="dxa" w:w="40"/>
               <w:left w:type="dxa" w:w="70"/>
@@ -4524,7 +4524,7 @@
                 <w:sz w:val="18"/>
                 <w:szCs w:val="18"/>
               </w:rPr>
-              <w:t xml:space="preserve">3개 분반 합동 · 나머지 12팀 발표(교수평가3 + 동료평가3)</w:t>
+              <w:t xml:space="preserve">3개 분반 합동 · 12팀 발표(교수평가3 + 동료평가3)</w:t>
             </w:r>
           </w:p>
         </w:tc>
@@ -4533,7 +4533,7 @@
         <w:tc>
           <w:tcPr>
             <w:tcW w:type="dxa" w:w="720"/>
-            <w:shd w:fill="F5F9FD" w:color="auto" w:val="clear"/>
+            <w:shd w:fill="FFFFFF" w:color="auto" w:val="clear"/>
             <w:tcMar>
               <w:top w:type="dxa" w:w="40"/>
               <w:left w:type="dxa" w:w="70"/>
@@ -4556,14 +4556,14 @@
                 <w:sz w:val="18"/>
                 <w:szCs w:val="18"/>
               </w:rPr>
-              <w:t xml:space="preserve">15</w:t>
+              <w:t>14</w:t>
             </w:r>
           </w:p>
         </w:tc>
         <w:tc>
           <w:tcPr>
             <w:tcW w:type="dxa" w:w="1050"/>
-            <w:shd w:fill="F5F9FD" w:color="auto" w:val="clear"/>
+            <w:shd w:fill="FFFFFF" w:color="auto" w:val="clear"/>
             <w:tcMar>
               <w:top w:type="dxa" w:w="40"/>
               <w:left w:type="dxa" w:w="70"/>
@@ -4586,7 +4586,129 @@
                 <w:sz w:val="18"/>
                 <w:szCs w:val="18"/>
               </w:rPr>
-              <w:t xml:space="preserve">12/9</w:t>
+              <w:t>12/2</w:t>
+            </w:r>
+          </w:p>
+        </w:tc>
+        <w:tc>
+          <w:tcPr>
+            <w:tcW w:type="dxa" w:w="2400"/>
+            <w:shd w:fill="FFFFFF" w:color="auto" w:val="clear"/>
+            <w:tcMar>
+              <w:top w:type="dxa" w:w="40"/>
+              <w:left w:type="dxa" w:w="70"/>
+              <w:bottom w:type="dxa" w:w="40"/>
+              <w:right w:type="dxa" w:w="70"/>
+            </w:tcMar>
+            <w:vAlign w:val="center"/>
+          </w:tcPr>
+          <w:p>
+            <w:pPr>
+              <w:spacing w:after="0" w:line="252"/>
+              <w:jc w:val="left"/>
+            </w:pPr>
+            <w:r>
+              <w:rPr>
+                <w:rFonts w:ascii="맑은 고딕" w:cs="맑은 고딕" w:eastAsia="맑은 고딕" w:hAnsi="맑은 고딕"/>
+                <w:b/>
+                <w:bCs/>
+                <w:color w:val="0E3A5E"/>
+                <w:sz w:val="18"/>
+                <w:szCs w:val="18"/>
+              </w:rPr>
+              <w:t xml:space="preserve">최종발표 2</w:t>
+            </w:r>
+          </w:p>
+        </w:tc>
+        <w:tc>
+          <w:tcPr>
+            <w:tcW w:type="dxa" w:w="5468"/>
+            <w:shd w:fill="FFFFFF" w:color="auto" w:val="clear"/>
+            <w:tcMar>
+              <w:top w:type="dxa" w:w="40"/>
+              <w:left w:type="dxa" w:w="70"/>
+              <w:bottom w:type="dxa" w:w="40"/>
+              <w:right w:type="dxa" w:w="70"/>
+            </w:tcMar>
+            <w:vAlign w:val="center"/>
+          </w:tcPr>
+          <w:p>
+            <w:pPr>
+              <w:spacing w:after="0" w:line="252"/>
+              <w:jc w:val="left"/>
+            </w:pPr>
+            <w:r>
+              <w:rPr>
+                <w:rFonts w:ascii="맑은 고딕" w:cs="맑은 고딕" w:eastAsia="맑은 고딕" w:hAnsi="맑은 고딕"/>
+                <w:b w:val="false"/>
+                <w:bCs w:val="false"/>
+                <w:color w:val="1F2937"/>
+                <w:sz w:val="18"/>
+                <w:szCs w:val="18"/>
+              </w:rPr>
+              <w:t xml:space="preserve">3개 분반 합동 · 나머지 12팀 발표(교수평가3 + 동료평가3)</w:t>
+            </w:r>
+          </w:p>
+        </w:tc>
+      </w:tr>
+      <w:tr>
+        <w:tc>
+          <w:tcPr>
+            <w:tcW w:type="dxa" w:w="720"/>
+            <w:shd w:fill="F5F9FD" w:color="auto" w:val="clear"/>
+            <w:tcMar>
+              <w:top w:type="dxa" w:w="40"/>
+              <w:left w:type="dxa" w:w="70"/>
+              <w:bottom w:type="dxa" w:w="40"/>
+              <w:right w:type="dxa" w:w="70"/>
+            </w:tcMar>
+            <w:vAlign w:val="center"/>
+          </w:tcPr>
+          <w:p>
+            <w:pPr>
+              <w:spacing w:after="0" w:line="252"/>
+              <w:jc w:val="center"/>
+            </w:pPr>
+            <w:r>
+              <w:rPr>
+                <w:rFonts w:ascii="맑은 고딕" w:cs="맑은 고딕" w:eastAsia="맑은 고딕" w:hAnsi="맑은 고딕"/>
+                <w:b/>
+                <w:bCs/>
+                <w:color w:val="0E3A5E"/>
+                <w:sz w:val="18"/>
+                <w:szCs w:val="18"/>
+              </w:rPr>
+              <w:t>15</w:t>
+            </w:r>
+          </w:p>
+        </w:tc>
+        <w:tc>
+          <w:tcPr>
+            <w:tcW w:type="dxa" w:w="1050"/>
+            <w:shd w:fill="F5F9FD" w:color="auto" w:val="clear"/>
+            <w:tcMar>
+              <w:top w:type="dxa" w:w="40"/>
+              <w:left w:type="dxa" w:w="70"/>
+              <w:bottom w:type="dxa" w:w="40"/>
+              <w:right w:type="dxa" w:w="70"/>
+            </w:tcMar>
+            <w:vAlign w:val="center"/>
+          </w:tcPr>
+          <w:p>
+            <w:pPr>
+              <w:spacing w:after="0" w:line="252"/>
+              <w:jc w:val="center"/>
+            </w:pPr>
+            <w:r>
+              <w:rPr>
+                <w:rFonts w:ascii="맑은 고딕" w:cs="맑은 고딕" w:eastAsia="맑은 고딕" w:hAnsi="맑은 고딕"/>
+                <w:b w:val="false"/>
+                <w:bCs w:val="false"/>
+                <w:color w:val="1F2937"/>
+                <w:sz w:val="18"/>
+                <w:szCs w:val="18"/>
+              </w:rPr>
+              <w:t>12/9</w:t>
             </w:r>
           </w:p>
         </w:tc>
@@ -4742,7 +4864,7 @@
           <w:sz w:val="21"/>
           <w:szCs w:val="21"/>
         </w:rPr>
-        <w:t xml:space="preserve"> — 본 교과목 중간발표2(7주차) 결과물이 대회 출품작으로 이어지는 전국 단위 공식 광고대회입니다.</w:t>
+        <w:t xml:space="preserve"> — 본 교과목 중간발표2(8주차) 결과물이 대회 출품작으로 이어지는 전국 단위 공식 광고대회입니다.</w:t>
       </w:r>
     </w:p>
     <w:tbl>
@@ -5004,7 +5126,7 @@
                 <w:sz w:val="19"/>
                 <w:szCs w:val="19"/>
               </w:rPr>
-              <w:t xml:space="preserve">7주차 중간발표2 산출물(최종 주제 1분 광고 영상)을 그대로 출품</w:t>
+              <w:t>8주차 중간발표2 산출물(최종 주제 광고 영상)을 그대로 출품</w:t>
             </w:r>
           </w:p>
         </w:tc>
@@ -5299,7 +5421,7 @@
                 <w:sz w:val="19"/>
                 <w:szCs w:val="19"/>
               </w:rPr>
-              <w:t xml:space="preserve">본 교과목 6~7주차 영상 제작·발표와 연계</w:t>
+              <w:t>본 교과목 6~8주차 영상 제작·발표와 연계</w:t>
             </w:r>
           </w:p>
         </w:tc>
@@ -5987,7 +6109,7 @@
           <w:sz w:val="21"/>
           <w:szCs w:val="21"/>
         </w:rPr>
-        <w:t xml:space="preserve">광고 영상 제작(7주차)</w:t>
+        <w:t>광고 영상 제작·발표(6~8주차)</w:t>
       </w:r>
       <w:r>
         <w:rPr>
@@ -6252,7 +6374,7 @@
           <w:sz w:val="21"/>
           <w:szCs w:val="21"/>
         </w:rPr>
-        <w:t xml:space="preserve">11/11(11주차) 현장견학 : 하이트진로 — 집합 장소·시간은 별도 공지합니다.</w:t>
+        <w:t>11/11(12주차) 현장견학 : 하이트진로 — 집합 장소·시간은 별도 공지합니다.</w:t>
       </w:r>
     </w:p>
     <w:p>
